--- a/ind/docx/02.content.docx
+++ b/ind/docx/02.content.docx
@@ -2760,19 +2760,7 @@
         <w:rPr>
           <w:lang w:val="id_ID" w:bidi="id_ID"/>
         </w:rPr>
-        <w:t>Tanah di sekitaran semak itu adalah tanah yang kudus, sedangkan tanah yang dipijak oleh sandal Musa adalah tanah biasa. Yang biasa tidak dapat menyentuh yang kudus sebelum diubahkan atau dihancurkan (lihat Catatan Tema “</w:t>
-      </w:r>
-      <w:r>
-        <w:rPr>
-          <w:lang w:val="id_ID" w:bidi="id_ID"/>
-        </w:rPr>
-        <w:t>Bersih, Najis, dan Kudus</w:t>
-      </w:r>
-      <w:r>
-        <w:rPr>
-          <w:lang w:val="id_ID" w:bidi="id_ID"/>
-        </w:rPr>
-        <w:t xml:space="preserve">”). Pada awal kisah Keluaran, Allah sudah menyatakan dengan jelas bahwa Ia benar-benar “lain” dari ciptaan-Nya, sebuah kenyataan yang tidak dapat diabaikan dalam hubungan ilahi-manusia yang semestinya. Kata "kudus" hanya muncul beberapa kali dalam Alkitab sebelum yang terdapat di </w:t>
+        <w:t xml:space="preserve">Tanah di sekitaran semak itu adalah tanah yang kudus, sedangkan tanah yang dipijak oleh sandal Musa adalah tanah biasa. Yang biasa tidak dapat menyentuh yang kudus sebelum diubahkan atau dihancurkan (lihat Catatan Tema “Bersih, Najis, dan Kudus”). Pada awal kisah Keluaran, Allah sudah menyatakan dengan jelas bahwa Ia benar-benar “lain” dari ciptaan-Nya, sebuah kenyataan yang tidak dapat diabaikan dalam hubungan ilahi-manusia yang semestinya. Kata "kudus" hanya muncul beberapa kali dalam Alkitab sebelum yang terdapat di </w:t>
       </w:r>
       <w:r>
         <w:rPr>
@@ -3697,19 +3685,7 @@
         <w:rPr>
           <w:lang w:val="id_ID" w:bidi="id_ID"/>
         </w:rPr>
-        <w:t>Aku tahu: Lihat Catatan Tema “</w:t>
-      </w:r>
-      <w:r>
-        <w:rPr>
-          <w:lang w:val="id_ID" w:bidi="id_ID"/>
-        </w:rPr>
-        <w:t>Hati yang dikeraskan</w:t>
-      </w:r>
-      <w:r>
-        <w:rPr>
-          <w:lang w:val="id_ID" w:bidi="id_ID"/>
-        </w:rPr>
-        <w:t>”.</w:t>
+        <w:t>Aku tahu: Lihat Catatan Tema “Hati yang dikeraskan”.</w:t>
       </w:r>
       <w:r>
         <w:rPr>
@@ -6965,19 +6941,7 @@
         <w:rPr>
           <w:lang w:val="id_ID" w:bidi="id_ID"/>
         </w:rPr>
-        <w:t>Lihat Catatan Tema “</w:t>
-      </w:r>
-      <w:r>
-        <w:rPr>
-          <w:lang w:val="id_ID" w:bidi="id_ID"/>
-        </w:rPr>
-        <w:t>Hati yang dikeraskan</w:t>
-      </w:r>
-      <w:r>
-        <w:rPr>
-          <w:lang w:val="id_ID" w:bidi="id_ID"/>
-        </w:rPr>
-        <w:t>”.</w:t>
+        <w:t>Lihat Catatan Tema “Hati yang dikeraskan”.</w:t>
       </w:r>
       <w:r>
         <w:rPr>
@@ -10952,19 +10916,7 @@
         <w:rPr>
           <w:lang w:val="id_ID" w:bidi="id_ID"/>
         </w:rPr>
-        <w:t xml:space="preserve">; lihat lebih lanjut </w:t>
-      </w:r>
-      <w:r>
-        <w:rPr>
-          <w:lang w:val="id_ID" w:bidi="id_ID"/>
-        </w:rPr>
-        <w:t>Pendahuluan Kitab Keluaran</w:t>
-      </w:r>
-      <w:r>
-        <w:rPr>
-          <w:lang w:val="id_ID" w:bidi="id_ID"/>
-        </w:rPr>
-        <w:t xml:space="preserve">: Tanggal Peristiwa Keluaran. </w:t>
+        <w:t xml:space="preserve">; lihat lebih lanjut Pendahuluan Kitab Keluaran: Tanggal Peristiwa Keluaran. </w:t>
       </w:r>
       <w:r>
         <w:rPr>
@@ -19433,19 +19385,7 @@
         <w:rPr>
           <w:lang w:val="id_ID" w:bidi="id_ID"/>
         </w:rPr>
-        <w:t>haruslah ia ditumpas: Lihat Catatan Tema "</w:t>
-      </w:r>
-      <w:r>
-        <w:rPr>
-          <w:lang w:val="id_ID" w:bidi="id_ID"/>
-        </w:rPr>
-        <w:t>Dedikasi Lengkap.</w:t>
-      </w:r>
-      <w:r>
-        <w:rPr>
-          <w:lang w:val="id_ID" w:bidi="id_ID"/>
-        </w:rPr>
-        <w:t>"</w:t>
+        <w:t>haruslah ia ditumpas: Lihat Catatan Tema "Dedikasi Lengkap."</w:t>
       </w:r>
       <w:r>
         <w:rPr>
